--- a/자료들/1202_스프링시큐리티 보조자료/시큐리티설정.docx
+++ b/자료들/1202_스프링시큐리티 보조자료/시큐리티설정.docx
@@ -635,22 +635,38 @@
           <w:ilvl w:val="1"/>
           <w:numId w:val="1"/>
         </w:numPr>
-      </w:pPr>
-      <w:r>
-        <w:rPr>
-          <w:rFonts w:hint="eastAsia"/>
-        </w:rPr>
-        <w:t>CustomUserDetails 이름으로 UserDetails를 구현 받았다. 이 클래스의 주요 목적은 로그인한 사람</w:t>
-      </w:r>
-      <w:r>
-        <w:rPr>
-          <w:rFonts w:hint="eastAsia"/>
+        <w:rPr>
+          <w:color w:val="0000FF"/>
+          <w:u w:val="single" w:color="auto"/>
+        </w:rPr>
+      </w:pPr>
+      <w:r>
+        <w:rPr>
+          <w:rFonts w:hint="eastAsia"/>
+        </w:rPr>
+        <w:t xml:space="preserve">CustomUserDetails 이름으로 UserDetails를 구현 받았다. </w:t>
+      </w:r>
+      <w:r>
+        <w:rPr>
+          <w:rFonts w:hint="eastAsia"/>
+          <w:color w:val="0000FF"/>
+          <w:u w:val="single" w:color="auto"/>
+        </w:rPr>
+        <w:t>이 클래스의 주요 목적은 로그인한 사람</w:t>
+      </w:r>
+      <w:r>
+        <w:rPr>
+          <w:rFonts w:hint="eastAsia"/>
+          <w:color w:val="0000FF"/>
+          <w:u w:val="single" w:color="auto"/>
         </w:rPr>
         <w:t>의</w:t>
       </w:r>
       <w:r>
         <w:rPr>
           <w:rFonts w:hint="eastAsia"/>
+          <w:color w:val="0000FF"/>
+          <w:u w:val="single" w:color="auto"/>
         </w:rPr>
         <w:t xml:space="preserve"> 정보와 권한을 저장하는 것이다. 그 코드가 다음과 같다.</w:t>
       </w:r>
@@ -850,7 +866,21 @@
         <w:rPr>
           <w:rFonts w:hint="eastAsia"/>
         </w:rPr>
-        <w:t>노란색 메서드가 호출되고, 데이터베이스 조회의 결과 생성되는 User객체</w:t>
+        <w:t>노</w:t>
+      </w:r>
+      <w:r>
+        <w:rPr>
+          <w:lang w:eastAsia="ko-KR"/>
+          <w:rFonts w:hint="eastAsia"/>
+          <w:rtl w:val="off"/>
+        </w:rPr>
+        <w:t>노</w:t>
+      </w:r>
+      <w:r>
+        <w:rPr>
+          <w:rFonts w:hint="eastAsia"/>
+        </w:rPr>
+        <w:t>란색 메서드가 호출되고, 데이터베이스 조회의 결과 생성되는 User객체</w:t>
       </w:r>
       <w:r>
         <w:rPr>
@@ -1244,19 +1274,90 @@
         <w:rPr>
           <w:rFonts w:hint="eastAsia"/>
         </w:rPr>
-        <w:t>참고로, JWT는 세션을 사용할 수도 있지만 세션을 사용하지 않는 방식을 주로 사용한다.</w:t>
+        <w:t>참고로</w:t>
+      </w:r>
+      <w:r>
+        <w:rPr>
+          <w:rFonts w:hint="eastAsia"/>
+          <w:highlight w:val="yellow"/>
+        </w:rPr>
+        <w:t>, JWT</w:t>
+      </w:r>
+      <w:r>
+        <w:rPr>
+          <w:rFonts w:hint="eastAsia"/>
+        </w:rPr>
+        <w:t xml:space="preserve">는 세션을 사용할 수도 있지만 </w:t>
+      </w:r>
+      <w:r>
+        <w:rPr>
+          <w:rFonts w:hint="eastAsia"/>
+          <w:highlight w:val="yellow"/>
+        </w:rPr>
+        <w:t>세션을 사용하지 않는 방식을 주로 사용</w:t>
+      </w:r>
+      <w:r>
+        <w:rPr>
+          <w:rFonts w:hint="eastAsia"/>
+        </w:rPr>
+        <w:t>한다.</w:t>
       </w:r>
     </w:p>
     <w:p>
       <w:pPr>
         <w:pStyle w:val="a6"/>
         <w:ind w:left="1320"/>
-      </w:pPr>
-      <w:r>
-        <w:rPr>
-          <w:rFonts w:hint="eastAsia"/>
-        </w:rPr>
-        <w:t>시큐리티는 인증을 하고 시큐리티가 인식할 수 있는 UserDetails로 만든 후 기억하고</w:t>
+        <w:rPr>
+          <w:highlight w:val="yellow"/>
+        </w:rPr>
+      </w:pPr>
+      <w:r>
+        <w:rPr>
+          <w:rFonts w:hint="eastAsia"/>
+          <w:highlight w:val="yellow"/>
+        </w:rPr>
+        <w:t>시큐리티</w:t>
+      </w:r>
+      <w:r>
+        <w:rPr>
+          <w:lang w:eastAsia="ko-KR"/>
+          <w:rFonts w:hint="eastAsia"/>
+          <w:highlight w:val="yellow"/>
+          <w:rtl w:val="off"/>
+        </w:rPr>
+        <w:t>:</w:t>
+      </w:r>
+      <w:r>
+        <w:rPr>
+          <w:rFonts w:hint="eastAsia"/>
+          <w:highlight w:val="yellow"/>
+        </w:rPr>
+        <w:t xml:space="preserve"> 인증하고</w:t>
+      </w:r>
+      <w:r>
+        <w:rPr>
+          <w:lang w:eastAsia="ko-KR"/>
+          <w:rFonts w:hint="eastAsia"/>
+          <w:highlight w:val="yellow"/>
+          <w:rtl w:val="off"/>
+        </w:rPr>
+        <w:t>--&gt;</w:t>
+      </w:r>
+      <w:r>
+        <w:rPr>
+          <w:rFonts w:hint="eastAsia"/>
+          <w:highlight w:val="yellow"/>
+        </w:rPr>
+        <w:t xml:space="preserve"> 시큐리티가 인식할 수 있는 UserDetails로 만든 후 기억하고</w:t>
+      </w:r>
+      <w:r>
+        <w:rPr>
+          <w:lang w:eastAsia="ko-KR"/>
+          <w:rFonts w:hint="eastAsia"/>
+          <w:highlight w:val="yellow"/>
+          <w:rtl w:val="off"/>
+        </w:rPr>
+        <w:t>--&gt;</w:t>
       </w:r>
     </w:p>
     <w:p>
@@ -1267,8 +1368,15 @@
       <w:r>
         <w:rPr>
           <w:rFonts w:hint="eastAsia"/>
-        </w:rPr>
-        <w:t>정보를 세션에 저장하지만.</w:t>
+          <w:highlight w:val="yellow"/>
+        </w:rPr>
+        <w:t>정보를 세션에 저장하</w:t>
+      </w:r>
+      <w:r>
+        <w:rPr>
+          <w:rFonts w:hint="eastAsia"/>
+        </w:rPr>
+        <w:t>지만.</w:t>
       </w:r>
     </w:p>
     <w:p>
@@ -1280,7 +1388,49 @@
         <w:rPr>
           <w:rFonts w:hint="eastAsia"/>
         </w:rPr>
-        <w:t>JWT는 인증을 하고 토큰을 만들어서 클라이언트에서 보내고 클라이언트는 토큰을 가지고 요청을 하면 서버는 토큰을 검사해서 인가를 내 준다.</w:t>
+        <w:t>JWT는 인증을 하고</w:t>
+      </w:r>
+      <w:r>
+        <w:rPr>
+          <w:lang w:eastAsia="ko-KR"/>
+          <w:rFonts w:hint="eastAsia"/>
+          <w:rtl w:val="off"/>
+        </w:rPr>
+        <w:t>--&gt;</w:t>
+      </w:r>
+      <w:r>
+        <w:rPr>
+          <w:rFonts w:hint="eastAsia"/>
+        </w:rPr>
+        <w:t xml:space="preserve"> 토큰을 만들어서</w:t>
+      </w:r>
+      <w:r>
+        <w:rPr>
+          <w:lang w:eastAsia="ko-KR"/>
+          <w:rFonts w:hint="eastAsia"/>
+          <w:rtl w:val="off"/>
+        </w:rPr>
+        <w:t>--&gt;</w:t>
+      </w:r>
+      <w:r>
+        <w:rPr>
+          <w:rFonts w:hint="eastAsia"/>
+        </w:rPr>
+        <w:t xml:space="preserve"> 클라이언트에서 보내고 클라이언트는 토큰을 가지고 요청을 하면</w:t>
+      </w:r>
+      <w:r>
+        <w:rPr>
+          <w:lang w:eastAsia="ko-KR"/>
+          <w:rFonts w:hint="eastAsia"/>
+          <w:rtl w:val="off"/>
+        </w:rPr>
+        <w:t>--&gt;</w:t>
+      </w:r>
+      <w:r>
+        <w:rPr>
+          <w:rFonts w:hint="eastAsia"/>
+        </w:rPr>
+        <w:t>서버는 토큰을 검사해서 인가를 내 준다.</w:t>
       </w:r>
     </w:p>
     <w:sectPr>
@@ -1416,133 +1566,133 @@
     <w:lsdException w:name="heading 7" w:uiPriority="9" w:qFormat="1"/>
     <w:lsdException w:name="heading 8" w:uiPriority="9" w:qFormat="1"/>
     <w:lsdException w:name="heading 9" w:uiPriority="9" w:qFormat="1"/>
-    <w:lsdException w:name="toc 1" w:uiPriority="57"/>
-    <w:lsdException w:name="toc 2" w:uiPriority="57"/>
-    <w:lsdException w:name="toc 3" w:uiPriority="57"/>
-    <w:lsdException w:name="toc 4" w:uiPriority="57"/>
-    <w:lsdException w:name="toc 5" w:uiPriority="57"/>
-    <w:lsdException w:name="toc 6" w:uiPriority="57"/>
-    <w:lsdException w:name="toc 7" w:uiPriority="57"/>
-    <w:lsdException w:name="toc 8" w:uiPriority="57"/>
-    <w:lsdException w:name="toc 9" w:uiPriority="57"/>
-    <w:lsdException w:name="caption" w:uiPriority="53" w:qFormat="1"/>
-    <w:lsdException w:name="Title" w:semiHidden="0" w:uiPriority="16" w:unhideWhenUsed="0" w:qFormat="1"/>
+    <w:lsdException w:name="toc 1" w:uiPriority="87"/>
+    <w:lsdException w:name="toc 2" w:uiPriority="87"/>
+    <w:lsdException w:name="toc 3" w:uiPriority="87"/>
+    <w:lsdException w:name="toc 4" w:uiPriority="87"/>
+    <w:lsdException w:name="toc 5" w:uiPriority="87"/>
+    <w:lsdException w:name="toc 6" w:uiPriority="87"/>
+    <w:lsdException w:name="toc 7" w:uiPriority="87"/>
+    <w:lsdException w:name="toc 8" w:uiPriority="87"/>
+    <w:lsdException w:name="toc 9" w:uiPriority="87"/>
+    <w:lsdException w:name="caption" w:uiPriority="83" w:qFormat="1"/>
+    <w:lsdException w:name="Title" w:semiHidden="0" w:uiPriority="22" w:unhideWhenUsed="0" w:qFormat="1"/>
     <w:lsdException w:name="Default Paragraph Font" w:uiPriority="1"/>
-    <w:lsdException w:name="Subtitle" w:semiHidden="0" w:uiPriority="17" w:unhideWhenUsed="0" w:qFormat="1"/>
-    <w:lsdException w:name="Strong" w:semiHidden="0" w:uiPriority="34" w:unhideWhenUsed="0" w:qFormat="1"/>
-    <w:lsdException w:name="Emphasis" w:semiHidden="0" w:uiPriority="32" w:unhideWhenUsed="0" w:qFormat="1"/>
-    <w:lsdException w:name="Table Grid" w:semiHidden="0" w:uiPriority="57" w:unhideWhenUsed="0"/>
+    <w:lsdException w:name="Subtitle" w:semiHidden="0" w:uiPriority="23" w:unhideWhenUsed="0" w:qFormat="1"/>
+    <w:lsdException w:name="Strong" w:semiHidden="0" w:uiPriority="52" w:unhideWhenUsed="0" w:qFormat="1"/>
+    <w:lsdException w:name="Emphasis" w:semiHidden="0" w:uiPriority="50" w:unhideWhenUsed="0" w:qFormat="1"/>
+    <w:lsdException w:name="Table Grid" w:semiHidden="0" w:uiPriority="87" w:unhideWhenUsed="0"/>
     <w:lsdException w:name="Placeholder Text" w:unhideWhenUsed="0"/>
     <w:lsdException w:name="No Spacing" w:semiHidden="0" w:uiPriority="1" w:unhideWhenUsed="0" w:qFormat="1"/>
-    <w:lsdException w:name="Light Shading" w:semiHidden="0" w:uiPriority="96" w:unhideWhenUsed="0"/>
-    <w:lsdException w:name="Light List" w:semiHidden="0" w:uiPriority="97" w:unhideWhenUsed="0"/>
-    <w:lsdException w:name="Light Grid" w:semiHidden="0" w:uiPriority="98" w:unhideWhenUsed="0"/>
-    <w:lsdException w:name="Medium Shading 1" w:semiHidden="0" w:uiPriority="99" w:unhideWhenUsed="0"/>
-    <w:lsdException w:name="Medium Shading 2" w:semiHidden="0" w:uiPriority="100" w:unhideWhenUsed="0"/>
-    <w:lsdException w:name="Medium List 1" w:semiHidden="0" w:uiPriority="101" w:unhideWhenUsed="0"/>
-    <w:lsdException w:name="Medium List 2" w:semiHidden="0" w:uiPriority="102" w:unhideWhenUsed="0"/>
-    <w:lsdException w:name="Medium Grid 1" w:semiHidden="0" w:uiPriority="103" w:unhideWhenUsed="0"/>
-    <w:lsdException w:name="Medium Grid 2" w:semiHidden="0" w:uiPriority="104" w:unhideWhenUsed="0"/>
-    <w:lsdException w:name="Medium Grid 3" w:semiHidden="0" w:uiPriority="105" w:unhideWhenUsed="0"/>
-    <w:lsdException w:name="Dark List" w:semiHidden="0" w:uiPriority="112" w:unhideWhenUsed="0"/>
-    <w:lsdException w:name="Colorful Shading" w:semiHidden="0" w:uiPriority="113" w:unhideWhenUsed="0"/>
-    <w:lsdException w:name="Colorful List" w:semiHidden="0" w:uiPriority="114" w:unhideWhenUsed="0"/>
-    <w:lsdException w:name="Colorful Grid" w:semiHidden="0" w:uiPriority="115" w:unhideWhenUsed="0"/>
-    <w:lsdException w:name="Light Shading Accent 1" w:semiHidden="0" w:uiPriority="96" w:unhideWhenUsed="0"/>
-    <w:lsdException w:name="Light List Accent 1" w:semiHidden="0" w:uiPriority="97" w:unhideWhenUsed="0"/>
-    <w:lsdException w:name="Light Grid Accent 1" w:semiHidden="0" w:uiPriority="98" w:unhideWhenUsed="0"/>
-    <w:lsdException w:name="Medium Shading 1 Accent 1" w:semiHidden="0" w:uiPriority="99" w:unhideWhenUsed="0"/>
-    <w:lsdException w:name="Medium Shading 2 Accent 1" w:semiHidden="0" w:uiPriority="100" w:unhideWhenUsed="0"/>
-    <w:lsdException w:name="Medium List 1 Accent 1" w:semiHidden="0" w:uiPriority="101" w:unhideWhenUsed="0"/>
+    <w:lsdException w:name="Light Shading" w:semiHidden="0" w:uiPriority="150" w:unhideWhenUsed="0"/>
+    <w:lsdException w:name="Light List" w:semiHidden="0" w:uiPriority="151" w:unhideWhenUsed="0"/>
+    <w:lsdException w:name="Light Grid" w:semiHidden="0" w:uiPriority="152" w:unhideWhenUsed="0"/>
+    <w:lsdException w:name="Medium Shading 1" w:semiHidden="0" w:uiPriority="153" w:unhideWhenUsed="0"/>
+    <w:lsdException w:name="Medium Shading 2" w:semiHidden="0" w:uiPriority="256" w:unhideWhenUsed="0"/>
+    <w:lsdException w:name="Medium List 1" w:semiHidden="0" w:uiPriority="257" w:unhideWhenUsed="0"/>
+    <w:lsdException w:name="Medium List 2" w:semiHidden="0" w:uiPriority="258" w:unhideWhenUsed="0"/>
+    <w:lsdException w:name="Medium Grid 1" w:semiHidden="0" w:uiPriority="259" w:unhideWhenUsed="0"/>
+    <w:lsdException w:name="Medium Grid 2" w:semiHidden="0" w:uiPriority="260" w:unhideWhenUsed="0"/>
+    <w:lsdException w:name="Medium Grid 3" w:semiHidden="0" w:uiPriority="261" w:unhideWhenUsed="0"/>
+    <w:lsdException w:name="Dark List" w:semiHidden="0" w:uiPriority="274" w:unhideWhenUsed="0"/>
+    <w:lsdException w:name="Colorful Shading" w:semiHidden="0" w:uiPriority="275" w:unhideWhenUsed="0"/>
+    <w:lsdException w:name="Colorful List" w:semiHidden="0" w:uiPriority="276" w:unhideWhenUsed="0"/>
+    <w:lsdException w:name="Colorful Grid" w:semiHidden="0" w:uiPriority="277" w:unhideWhenUsed="0"/>
+    <w:lsdException w:name="Light Shading Accent 1" w:semiHidden="0" w:uiPriority="150" w:unhideWhenUsed="0"/>
+    <w:lsdException w:name="Light List Accent 1" w:semiHidden="0" w:uiPriority="151" w:unhideWhenUsed="0"/>
+    <w:lsdException w:name="Light Grid Accent 1" w:semiHidden="0" w:uiPriority="152" w:unhideWhenUsed="0"/>
+    <w:lsdException w:name="Medium Shading 1 Accent 1" w:semiHidden="0" w:uiPriority="153" w:unhideWhenUsed="0"/>
+    <w:lsdException w:name="Medium Shading 2 Accent 1" w:semiHidden="0" w:uiPriority="256" w:unhideWhenUsed="0"/>
+    <w:lsdException w:name="Medium List 1 Accent 1" w:semiHidden="0" w:uiPriority="257" w:unhideWhenUsed="0"/>
     <w:lsdException w:name="Revision" w:unhideWhenUsed="0"/>
-    <w:lsdException w:name="List Paragraph" w:semiHidden="0" w:uiPriority="52" w:unhideWhenUsed="0" w:qFormat="1"/>
-    <w:lsdException w:name="Quote" w:semiHidden="0" w:uiPriority="41" w:unhideWhenUsed="0" w:qFormat="1"/>
-    <w:lsdException w:name="Intense Quote" w:semiHidden="0" w:uiPriority="48" w:unhideWhenUsed="0" w:qFormat="1"/>
-    <w:lsdException w:name="Medium List 2 Accent 1" w:semiHidden="0" w:uiPriority="102" w:unhideWhenUsed="0"/>
-    <w:lsdException w:name="Medium Grid 1 Accent 1" w:semiHidden="0" w:uiPriority="103" w:unhideWhenUsed="0"/>
-    <w:lsdException w:name="Medium Grid 2 Accent 1" w:semiHidden="0" w:uiPriority="104" w:unhideWhenUsed="0"/>
-    <w:lsdException w:name="Medium Grid 3 Accent 1" w:semiHidden="0" w:uiPriority="105" w:unhideWhenUsed="0"/>
-    <w:lsdException w:name="Dark List Accent 1" w:semiHidden="0" w:uiPriority="112" w:unhideWhenUsed="0"/>
-    <w:lsdException w:name="Colorful Shading Accent 1" w:semiHidden="0" w:uiPriority="113" w:unhideWhenUsed="0"/>
-    <w:lsdException w:name="Colorful List Accent 1" w:semiHidden="0" w:uiPriority="114" w:unhideWhenUsed="0"/>
-    <w:lsdException w:name="Colorful Grid Accent 1" w:semiHidden="0" w:uiPriority="115" w:unhideWhenUsed="0"/>
-    <w:lsdException w:name="Light Shading Accent 2" w:semiHidden="0" w:uiPriority="96" w:unhideWhenUsed="0"/>
-    <w:lsdException w:name="Light List Accent 2" w:semiHidden="0" w:uiPriority="97" w:unhideWhenUsed="0"/>
-    <w:lsdException w:name="Light Grid Accent 2" w:semiHidden="0" w:uiPriority="98" w:unhideWhenUsed="0"/>
-    <w:lsdException w:name="Medium Shading 1 Accent 2" w:semiHidden="0" w:uiPriority="99" w:unhideWhenUsed="0"/>
-    <w:lsdException w:name="Medium Shading 2 Accent 2" w:semiHidden="0" w:uiPriority="100" w:unhideWhenUsed="0"/>
-    <w:lsdException w:name="Medium List 1 Accent 2" w:semiHidden="0" w:uiPriority="101" w:unhideWhenUsed="0"/>
-    <w:lsdException w:name="Medium List 2 Accent 2" w:semiHidden="0" w:uiPriority="102" w:unhideWhenUsed="0"/>
-    <w:lsdException w:name="Medium Grid 1 Accent 2" w:semiHidden="0" w:uiPriority="103" w:unhideWhenUsed="0"/>
-    <w:lsdException w:name="Medium Grid 2 Accent 2" w:semiHidden="0" w:uiPriority="104" w:unhideWhenUsed="0"/>
-    <w:lsdException w:name="Medium Grid 3 Accent 2" w:semiHidden="0" w:uiPriority="105" w:unhideWhenUsed="0"/>
-    <w:lsdException w:name="Dark List Accent 2" w:semiHidden="0" w:uiPriority="112" w:unhideWhenUsed="0"/>
-    <w:lsdException w:name="Colorful Shading Accent 2" w:semiHidden="0" w:uiPriority="113" w:unhideWhenUsed="0"/>
-    <w:lsdException w:name="Colorful List Accent 2" w:semiHidden="0" w:uiPriority="114" w:unhideWhenUsed="0"/>
-    <w:lsdException w:name="Colorful Grid Accent 2" w:semiHidden="0" w:uiPriority="115" w:unhideWhenUsed="0"/>
-    <w:lsdException w:name="Light Shading Accent 3" w:semiHidden="0" w:uiPriority="96" w:unhideWhenUsed="0"/>
-    <w:lsdException w:name="Light List Accent 3" w:semiHidden="0" w:uiPriority="97" w:unhideWhenUsed="0"/>
-    <w:lsdException w:name="Light Grid Accent 3" w:semiHidden="0" w:uiPriority="98" w:unhideWhenUsed="0"/>
-    <w:lsdException w:name="Medium Shading 1 Accent 3" w:semiHidden="0" w:uiPriority="99" w:unhideWhenUsed="0"/>
-    <w:lsdException w:name="Medium Shading 2 Accent 3" w:semiHidden="0" w:uiPriority="100" w:unhideWhenUsed="0"/>
-    <w:lsdException w:name="Medium List 1 Accent 3" w:semiHidden="0" w:uiPriority="101" w:unhideWhenUsed="0"/>
-    <w:lsdException w:name="Medium List 2 Accent 3" w:semiHidden="0" w:uiPriority="102" w:unhideWhenUsed="0"/>
-    <w:lsdException w:name="Medium Grid 1 Accent 3" w:semiHidden="0" w:uiPriority="103" w:unhideWhenUsed="0"/>
-    <w:lsdException w:name="Medium Grid 2 Accent 3" w:semiHidden="0" w:uiPriority="104" w:unhideWhenUsed="0"/>
-    <w:lsdException w:name="Medium Grid 3 Accent 3" w:semiHidden="0" w:uiPriority="105" w:unhideWhenUsed="0"/>
-    <w:lsdException w:name="Dark List Accent 3" w:semiHidden="0" w:uiPriority="112" w:unhideWhenUsed="0"/>
-    <w:lsdException w:name="Colorful Shading Accent 3" w:semiHidden="0" w:uiPriority="113" w:unhideWhenUsed="0"/>
-    <w:lsdException w:name="Colorful List Accent 3" w:semiHidden="0" w:uiPriority="114" w:unhideWhenUsed="0"/>
-    <w:lsdException w:name="Colorful Grid Accent 3" w:semiHidden="0" w:uiPriority="115" w:unhideWhenUsed="0"/>
-    <w:lsdException w:name="Light Shading Accent 4" w:semiHidden="0" w:uiPriority="96" w:unhideWhenUsed="0"/>
-    <w:lsdException w:name="Light List Accent 4" w:semiHidden="0" w:uiPriority="97" w:unhideWhenUsed="0"/>
-    <w:lsdException w:name="Light Grid Accent 4" w:semiHidden="0" w:uiPriority="98" w:unhideWhenUsed="0"/>
-    <w:lsdException w:name="Medium Shading 1 Accent 4" w:semiHidden="0" w:uiPriority="99" w:unhideWhenUsed="0"/>
-    <w:lsdException w:name="Medium Shading 2 Accent 4" w:semiHidden="0" w:uiPriority="100" w:unhideWhenUsed="0"/>
-    <w:lsdException w:name="Medium List 1 Accent 4" w:semiHidden="0" w:uiPriority="101" w:unhideWhenUsed="0"/>
-    <w:lsdException w:name="Medium List 2 Accent 4" w:semiHidden="0" w:uiPriority="102" w:unhideWhenUsed="0"/>
-    <w:lsdException w:name="Medium Grid 1 Accent 4" w:semiHidden="0" w:uiPriority="103" w:unhideWhenUsed="0"/>
-    <w:lsdException w:name="Medium Grid 2 Accent 4" w:semiHidden="0" w:uiPriority="104" w:unhideWhenUsed="0"/>
-    <w:lsdException w:name="Medium Grid 3 Accent 4" w:semiHidden="0" w:uiPriority="105" w:unhideWhenUsed="0"/>
-    <w:lsdException w:name="Dark List Accent 4" w:semiHidden="0" w:uiPriority="112" w:unhideWhenUsed="0"/>
-    <w:lsdException w:name="Colorful Shading Accent 4" w:semiHidden="0" w:uiPriority="113" w:unhideWhenUsed="0"/>
-    <w:lsdException w:name="Colorful List Accent 4" w:semiHidden="0" w:uiPriority="114" w:unhideWhenUsed="0"/>
-    <w:lsdException w:name="Colorful Grid Accent 4" w:semiHidden="0" w:uiPriority="115" w:unhideWhenUsed="0"/>
-    <w:lsdException w:name="Light Shading Accent 5" w:semiHidden="0" w:uiPriority="96" w:unhideWhenUsed="0"/>
-    <w:lsdException w:name="Light List Accent 5" w:semiHidden="0" w:uiPriority="97" w:unhideWhenUsed="0"/>
-    <w:lsdException w:name="Light Grid Accent 5" w:semiHidden="0" w:uiPriority="98" w:unhideWhenUsed="0"/>
-    <w:lsdException w:name="Medium Shading 1 Accent 5" w:semiHidden="0" w:uiPriority="99" w:unhideWhenUsed="0"/>
-    <w:lsdException w:name="Medium Shading 2 Accent 5" w:semiHidden="0" w:uiPriority="100" w:unhideWhenUsed="0"/>
-    <w:lsdException w:name="Medium List 1 Accent 5" w:semiHidden="0" w:uiPriority="101" w:unhideWhenUsed="0"/>
-    <w:lsdException w:name="Medium List 2 Accent 5" w:semiHidden="0" w:uiPriority="102" w:unhideWhenUsed="0"/>
-    <w:lsdException w:name="Medium Grid 1 Accent 5" w:semiHidden="0" w:uiPriority="103" w:unhideWhenUsed="0"/>
-    <w:lsdException w:name="Medium Grid 2 Accent 5" w:semiHidden="0" w:uiPriority="104" w:unhideWhenUsed="0"/>
-    <w:lsdException w:name="Medium Grid 3 Accent 5" w:semiHidden="0" w:uiPriority="105" w:unhideWhenUsed="0"/>
-    <w:lsdException w:name="Dark List Accent 5" w:semiHidden="0" w:uiPriority="112" w:unhideWhenUsed="0"/>
-    <w:lsdException w:name="Colorful Shading Accent 5" w:semiHidden="0" w:uiPriority="113" w:unhideWhenUsed="0"/>
-    <w:lsdException w:name="Colorful List Accent 5" w:semiHidden="0" w:uiPriority="114" w:unhideWhenUsed="0"/>
-    <w:lsdException w:name="Colorful Grid Accent 5" w:semiHidden="0" w:uiPriority="115" w:unhideWhenUsed="0"/>
-    <w:lsdException w:name="Light Shading Accent 6" w:semiHidden="0" w:uiPriority="96" w:unhideWhenUsed="0"/>
-    <w:lsdException w:name="Light List Accent 6" w:semiHidden="0" w:uiPriority="97" w:unhideWhenUsed="0"/>
-    <w:lsdException w:name="Light Grid Accent 6" w:semiHidden="0" w:uiPriority="98" w:unhideWhenUsed="0"/>
-    <w:lsdException w:name="Medium Shading 1 Accent 6" w:semiHidden="0" w:uiPriority="99" w:unhideWhenUsed="0"/>
-    <w:lsdException w:name="Medium Shading 2 Accent 6" w:semiHidden="0" w:uiPriority="100" w:unhideWhenUsed="0"/>
-    <w:lsdException w:name="Medium List 1 Accent 6" w:semiHidden="0" w:uiPriority="101" w:unhideWhenUsed="0"/>
-    <w:lsdException w:name="Medium List 2 Accent 6" w:semiHidden="0" w:uiPriority="102" w:unhideWhenUsed="0"/>
-    <w:lsdException w:name="Medium Grid 1 Accent 6" w:semiHidden="0" w:uiPriority="103" w:unhideWhenUsed="0"/>
-    <w:lsdException w:name="Medium Grid 2 Accent 6" w:semiHidden="0" w:uiPriority="104" w:unhideWhenUsed="0"/>
-    <w:lsdException w:name="Medium Grid 3 Accent 6" w:semiHidden="0" w:uiPriority="105" w:unhideWhenUsed="0"/>
-    <w:lsdException w:name="Dark List Accent 6" w:semiHidden="0" w:uiPriority="112" w:unhideWhenUsed="0"/>
-    <w:lsdException w:name="Colorful Shading Accent 6" w:semiHidden="0" w:uiPriority="113" w:unhideWhenUsed="0"/>
-    <w:lsdException w:name="Colorful List Accent 6" w:semiHidden="0" w:uiPriority="114" w:unhideWhenUsed="0"/>
-    <w:lsdException w:name="Colorful Grid Accent 6" w:semiHidden="0" w:uiPriority="115" w:unhideWhenUsed="0"/>
-    <w:lsdException w:name="Subtle Emphasis" w:semiHidden="0" w:uiPriority="25" w:unhideWhenUsed="0" w:qFormat="1"/>
-    <w:lsdException w:name="Intense Emphasis" w:semiHidden="0" w:uiPriority="33" w:unhideWhenUsed="0" w:qFormat="1"/>
-    <w:lsdException w:name="Subtle Reference" w:semiHidden="0" w:uiPriority="49" w:unhideWhenUsed="0" w:qFormat="1"/>
-    <w:lsdException w:name="Intense Reference" w:semiHidden="0" w:uiPriority="50" w:unhideWhenUsed="0" w:qFormat="1"/>
-    <w:lsdException w:name="Book Title" w:semiHidden="0" w:uiPriority="51" w:unhideWhenUsed="0" w:qFormat="1"/>
-    <w:lsdException w:name="Bibliography" w:uiPriority="55"/>
-    <w:lsdException w:name="TOC Heading" w:uiPriority="57" w:qFormat="1"/>
+    <w:lsdException w:name="List Paragraph" w:semiHidden="0" w:uiPriority="82" w:unhideWhenUsed="0" w:qFormat="1"/>
+    <w:lsdException w:name="Quote" w:semiHidden="0" w:uiPriority="65" w:unhideWhenUsed="0" w:qFormat="1"/>
+    <w:lsdException w:name="Intense Quote" w:semiHidden="0" w:uiPriority="72" w:unhideWhenUsed="0" w:qFormat="1"/>
+    <w:lsdException w:name="Medium List 2 Accent 1" w:semiHidden="0" w:uiPriority="258" w:unhideWhenUsed="0"/>
+    <w:lsdException w:name="Medium Grid 1 Accent 1" w:semiHidden="0" w:uiPriority="259" w:unhideWhenUsed="0"/>
+    <w:lsdException w:name="Medium Grid 2 Accent 1" w:semiHidden="0" w:uiPriority="260" w:unhideWhenUsed="0"/>
+    <w:lsdException w:name="Medium Grid 3 Accent 1" w:semiHidden="0" w:uiPriority="261" w:unhideWhenUsed="0"/>
+    <w:lsdException w:name="Dark List Accent 1" w:semiHidden="0" w:uiPriority="274" w:unhideWhenUsed="0"/>
+    <w:lsdException w:name="Colorful Shading Accent 1" w:semiHidden="0" w:uiPriority="275" w:unhideWhenUsed="0"/>
+    <w:lsdException w:name="Colorful List Accent 1" w:semiHidden="0" w:uiPriority="276" w:unhideWhenUsed="0"/>
+    <w:lsdException w:name="Colorful Grid Accent 1" w:semiHidden="0" w:uiPriority="277" w:unhideWhenUsed="0"/>
+    <w:lsdException w:name="Light Shading Accent 2" w:semiHidden="0" w:uiPriority="150" w:unhideWhenUsed="0"/>
+    <w:lsdException w:name="Light List Accent 2" w:semiHidden="0" w:uiPriority="151" w:unhideWhenUsed="0"/>
+    <w:lsdException w:name="Light Grid Accent 2" w:semiHidden="0" w:uiPriority="152" w:unhideWhenUsed="0"/>
+    <w:lsdException w:name="Medium Shading 1 Accent 2" w:semiHidden="0" w:uiPriority="153" w:unhideWhenUsed="0"/>
+    <w:lsdException w:name="Medium Shading 2 Accent 2" w:semiHidden="0" w:uiPriority="256" w:unhideWhenUsed="0"/>
+    <w:lsdException w:name="Medium List 1 Accent 2" w:semiHidden="0" w:uiPriority="257" w:unhideWhenUsed="0"/>
+    <w:lsdException w:name="Medium List 2 Accent 2" w:semiHidden="0" w:uiPriority="258" w:unhideWhenUsed="0"/>
+    <w:lsdException w:name="Medium Grid 1 Accent 2" w:semiHidden="0" w:uiPriority="259" w:unhideWhenUsed="0"/>
+    <w:lsdException w:name="Medium Grid 2 Accent 2" w:semiHidden="0" w:uiPriority="260" w:unhideWhenUsed="0"/>
+    <w:lsdException w:name="Medium Grid 3 Accent 2" w:semiHidden="0" w:uiPriority="261" w:unhideWhenUsed="0"/>
+    <w:lsdException w:name="Dark List Accent 2" w:semiHidden="0" w:uiPriority="274" w:unhideWhenUsed="0"/>
+    <w:lsdException w:name="Colorful Shading Accent 2" w:semiHidden="0" w:uiPriority="275" w:unhideWhenUsed="0"/>
+    <w:lsdException w:name="Colorful List Accent 2" w:semiHidden="0" w:uiPriority="276" w:unhideWhenUsed="0"/>
+    <w:lsdException w:name="Colorful Grid Accent 2" w:semiHidden="0" w:uiPriority="277" w:unhideWhenUsed="0"/>
+    <w:lsdException w:name="Light Shading Accent 3" w:semiHidden="0" w:uiPriority="150" w:unhideWhenUsed="0"/>
+    <w:lsdException w:name="Light List Accent 3" w:semiHidden="0" w:uiPriority="151" w:unhideWhenUsed="0"/>
+    <w:lsdException w:name="Light Grid Accent 3" w:semiHidden="0" w:uiPriority="152" w:unhideWhenUsed="0"/>
+    <w:lsdException w:name="Medium Shading 1 Accent 3" w:semiHidden="0" w:uiPriority="153" w:unhideWhenUsed="0"/>
+    <w:lsdException w:name="Medium Shading 2 Accent 3" w:semiHidden="0" w:uiPriority="256" w:unhideWhenUsed="0"/>
+    <w:lsdException w:name="Medium List 1 Accent 3" w:semiHidden="0" w:uiPriority="257" w:unhideWhenUsed="0"/>
+    <w:lsdException w:name="Medium List 2 Accent 3" w:semiHidden="0" w:uiPriority="258" w:unhideWhenUsed="0"/>
+    <w:lsdException w:name="Medium Grid 1 Accent 3" w:semiHidden="0" w:uiPriority="259" w:unhideWhenUsed="0"/>
+    <w:lsdException w:name="Medium Grid 2 Accent 3" w:semiHidden="0" w:uiPriority="260" w:unhideWhenUsed="0"/>
+    <w:lsdException w:name="Medium Grid 3 Accent 3" w:semiHidden="0" w:uiPriority="261" w:unhideWhenUsed="0"/>
+    <w:lsdException w:name="Dark List Accent 3" w:semiHidden="0" w:uiPriority="274" w:unhideWhenUsed="0"/>
+    <w:lsdException w:name="Colorful Shading Accent 3" w:semiHidden="0" w:uiPriority="275" w:unhideWhenUsed="0"/>
+    <w:lsdException w:name="Colorful List Accent 3" w:semiHidden="0" w:uiPriority="276" w:unhideWhenUsed="0"/>
+    <w:lsdException w:name="Colorful Grid Accent 3" w:semiHidden="0" w:uiPriority="277" w:unhideWhenUsed="0"/>
+    <w:lsdException w:name="Light Shading Accent 4" w:semiHidden="0" w:uiPriority="150" w:unhideWhenUsed="0"/>
+    <w:lsdException w:name="Light List Accent 4" w:semiHidden="0" w:uiPriority="151" w:unhideWhenUsed="0"/>
+    <w:lsdException w:name="Light Grid Accent 4" w:semiHidden="0" w:uiPriority="152" w:unhideWhenUsed="0"/>
+    <w:lsdException w:name="Medium Shading 1 Accent 4" w:semiHidden="0" w:uiPriority="153" w:unhideWhenUsed="0"/>
+    <w:lsdException w:name="Medium Shading 2 Accent 4" w:semiHidden="0" w:uiPriority="256" w:unhideWhenUsed="0"/>
+    <w:lsdException w:name="Medium List 1 Accent 4" w:semiHidden="0" w:uiPriority="257" w:unhideWhenUsed="0"/>
+    <w:lsdException w:name="Medium List 2 Accent 4" w:semiHidden="0" w:uiPriority="258" w:unhideWhenUsed="0"/>
+    <w:lsdException w:name="Medium Grid 1 Accent 4" w:semiHidden="0" w:uiPriority="259" w:unhideWhenUsed="0"/>
+    <w:lsdException w:name="Medium Grid 2 Accent 4" w:semiHidden="0" w:uiPriority="260" w:unhideWhenUsed="0"/>
+    <w:lsdException w:name="Medium Grid 3 Accent 4" w:semiHidden="0" w:uiPriority="261" w:unhideWhenUsed="0"/>
+    <w:lsdException w:name="Dark List Accent 4" w:semiHidden="0" w:uiPriority="274" w:unhideWhenUsed="0"/>
+    <w:lsdException w:name="Colorful Shading Accent 4" w:semiHidden="0" w:uiPriority="275" w:unhideWhenUsed="0"/>
+    <w:lsdException w:name="Colorful List Accent 4" w:semiHidden="0" w:uiPriority="276" w:unhideWhenUsed="0"/>
+    <w:lsdException w:name="Colorful Grid Accent 4" w:semiHidden="0" w:uiPriority="277" w:unhideWhenUsed="0"/>
+    <w:lsdException w:name="Light Shading Accent 5" w:semiHidden="0" w:uiPriority="150" w:unhideWhenUsed="0"/>
+    <w:lsdException w:name="Light List Accent 5" w:semiHidden="0" w:uiPriority="151" w:unhideWhenUsed="0"/>
+    <w:lsdException w:name="Light Grid Accent 5" w:semiHidden="0" w:uiPriority="152" w:unhideWhenUsed="0"/>
+    <w:lsdException w:name="Medium Shading 1 Accent 5" w:semiHidden="0" w:uiPriority="153" w:unhideWhenUsed="0"/>
+    <w:lsdException w:name="Medium Shading 2 Accent 5" w:semiHidden="0" w:uiPriority="256" w:unhideWhenUsed="0"/>
+    <w:lsdException w:name="Medium List 1 Accent 5" w:semiHidden="0" w:uiPriority="257" w:unhideWhenUsed="0"/>
+    <w:lsdException w:name="Medium List 2 Accent 5" w:semiHidden="0" w:uiPriority="258" w:unhideWhenUsed="0"/>
+    <w:lsdException w:name="Medium Grid 1 Accent 5" w:semiHidden="0" w:uiPriority="259" w:unhideWhenUsed="0"/>
+    <w:lsdException w:name="Medium Grid 2 Accent 5" w:semiHidden="0" w:uiPriority="260" w:unhideWhenUsed="0"/>
+    <w:lsdException w:name="Medium Grid 3 Accent 5" w:semiHidden="0" w:uiPriority="261" w:unhideWhenUsed="0"/>
+    <w:lsdException w:name="Dark List Accent 5" w:semiHidden="0" w:uiPriority="274" w:unhideWhenUsed="0"/>
+    <w:lsdException w:name="Colorful Shading Accent 5" w:semiHidden="0" w:uiPriority="275" w:unhideWhenUsed="0"/>
+    <w:lsdException w:name="Colorful List Accent 5" w:semiHidden="0" w:uiPriority="276" w:unhideWhenUsed="0"/>
+    <w:lsdException w:name="Colorful Grid Accent 5" w:semiHidden="0" w:uiPriority="277" w:unhideWhenUsed="0"/>
+    <w:lsdException w:name="Light Shading Accent 6" w:semiHidden="0" w:uiPriority="150" w:unhideWhenUsed="0"/>
+    <w:lsdException w:name="Light List Accent 6" w:semiHidden="0" w:uiPriority="151" w:unhideWhenUsed="0"/>
+    <w:lsdException w:name="Light Grid Accent 6" w:semiHidden="0" w:uiPriority="152" w:unhideWhenUsed="0"/>
+    <w:lsdException w:name="Medium Shading 1 Accent 6" w:semiHidden="0" w:uiPriority="153" w:unhideWhenUsed="0"/>
+    <w:lsdException w:name="Medium Shading 2 Accent 6" w:semiHidden="0" w:uiPriority="256" w:unhideWhenUsed="0"/>
+    <w:lsdException w:name="Medium List 1 Accent 6" w:semiHidden="0" w:uiPriority="257" w:unhideWhenUsed="0"/>
+    <w:lsdException w:name="Medium List 2 Accent 6" w:semiHidden="0" w:uiPriority="258" w:unhideWhenUsed="0"/>
+    <w:lsdException w:name="Medium Grid 1 Accent 6" w:semiHidden="0" w:uiPriority="259" w:unhideWhenUsed="0"/>
+    <w:lsdException w:name="Medium Grid 2 Accent 6" w:semiHidden="0" w:uiPriority="260" w:unhideWhenUsed="0"/>
+    <w:lsdException w:name="Medium Grid 3 Accent 6" w:semiHidden="0" w:uiPriority="261" w:unhideWhenUsed="0"/>
+    <w:lsdException w:name="Dark List Accent 6" w:semiHidden="0" w:uiPriority="274" w:unhideWhenUsed="0"/>
+    <w:lsdException w:name="Colorful Shading Accent 6" w:semiHidden="0" w:uiPriority="275" w:unhideWhenUsed="0"/>
+    <w:lsdException w:name="Colorful List Accent 6" w:semiHidden="0" w:uiPriority="276" w:unhideWhenUsed="0"/>
+    <w:lsdException w:name="Colorful Grid Accent 6" w:semiHidden="0" w:uiPriority="277" w:unhideWhenUsed="0"/>
+    <w:lsdException w:name="Subtle Emphasis" w:semiHidden="0" w:uiPriority="37" w:unhideWhenUsed="0" w:qFormat="1"/>
+    <w:lsdException w:name="Intense Emphasis" w:semiHidden="0" w:uiPriority="51" w:unhideWhenUsed="0" w:qFormat="1"/>
+    <w:lsdException w:name="Subtle Reference" w:semiHidden="0" w:uiPriority="73" w:unhideWhenUsed="0" w:qFormat="1"/>
+    <w:lsdException w:name="Intense Reference" w:semiHidden="0" w:uiPriority="80" w:unhideWhenUsed="0" w:qFormat="1"/>
+    <w:lsdException w:name="Book Title" w:semiHidden="0" w:uiPriority="81" w:unhideWhenUsed="0" w:qFormat="1"/>
+    <w:lsdException w:name="Bibliography" w:uiPriority="85"/>
+    <w:lsdException w:name="TOC Heading" w:uiPriority="87" w:qFormat="1"/>
   </w:latentStyles>
   <w:style w:type="paragraph" w:default="1" w:styleId="a">
     <w:name w:val="Normal"/>

--- a/자료들/1202_스프링시큐리티 보조자료/시큐리티설정.docx
+++ b/자료들/1202_스프링시큐리티 보조자료/시큐리티설정.docx
@@ -1383,6 +1383,11 @@
       <w:pPr>
         <w:pStyle w:val="a6"/>
         <w:ind w:left="1320"/>
+        <w:rPr>
+          <w:lang w:eastAsia="ko-KR"/>
+          <w:rFonts w:hint="eastAsia"/>
+          <w:rtl w:val="off"/>
+        </w:rPr>
       </w:pPr>
       <w:r>
         <w:rPr>
@@ -1432,6 +1437,98 @@
         </w:rPr>
         <w:t>서버는 토큰을 검사해서 인가를 내 준다.</w:t>
       </w:r>
+    </w:p>
+    <w:tbl>
+      <w:tblPr>
+        <w:tblLook w:val="04A0" w:firstRow="1" w:lastRow="0" w:firstColumn="1" w:lastColumn="0" w:noHBand="0" w:noVBand="1"/>
+        <w:tblCellMar>
+          <w:top w:w="0" w:type="dxa"/>
+          <w:left w:w="0" w:type="dxa"/>
+          <w:bottom w:w="0" w:type="dxa"/>
+          <w:right w:w="0" w:type="dxa"/>
+        </w:tblCellMar>
+      </w:tblPr>
+      <w:tblGrid>
+        <w:gridCol w:w="4360"/>
+        <w:gridCol w:w="4360"/>
+      </w:tblGrid>
+      <w:tr>
+        <w:trPr/>
+        <w:tc>
+          <w:tcPr/>
+          <w:p>
+            <w:pPr>
+              <w:rPr>
+                <w:b w:val="0"/>
+              </w:rPr>
+            </w:pPr>
+          </w:p>
+          <w:p>
+            <w:pPr/>
+          </w:p>
+        </w:tc>
+        <w:tc>
+          <w:tcPr/>
+          <w:p>
+            <w:pPr>
+              <w:rPr/>
+            </w:pPr>
+          </w:p>
+        </w:tc>
+      </w:tr>
+      <w:tr>
+        <w:trPr/>
+        <w:tc>
+          <w:tcPr/>
+          <w:p>
+            <w:pPr/>
+          </w:p>
+        </w:tc>
+      </w:tr>
+    </w:tbl>
+    <w:p>
+      <w:pPr>
+        <w:rPr/>
+      </w:pPr>
+    </w:p>
+    <w:p>
+      <w:pPr>
+        <w:pStyle w:val="a6"/>
+        <w:ind w:left="1320"/>
+        <w:rPr>
+          <w:lang w:eastAsia="ko-KR"/>
+          <w:rFonts w:hint="eastAsia"/>
+          <w:rtl w:val="off"/>
+        </w:rPr>
+      </w:pPr>
+    </w:p>
+    <w:p>
+      <w:pPr>
+        <w:pStyle w:val="a6"/>
+        <w:ind w:left="1320"/>
+        <w:rPr>
+          <w:lang w:eastAsia="ko-KR"/>
+          <w:rFonts w:hint="eastAsia"/>
+          <w:rtl w:val="off"/>
+        </w:rPr>
+      </w:pPr>
+    </w:p>
+    <w:p>
+      <w:pPr>
+        <w:pStyle w:val="a6"/>
+        <w:ind w:left="1320"/>
+        <w:rPr>
+          <w:lang w:eastAsia="ko-KR"/>
+          <w:rFonts w:hint="eastAsia"/>
+          <w:rtl w:val="off"/>
+        </w:rPr>
+      </w:pPr>
+    </w:p>
+    <w:p>
+      <w:pPr>
+        <w:pStyle w:val="a6"/>
+        <w:ind w:left="1320"/>
+      </w:pPr>
     </w:p>
     <w:sectPr>
       <w:pgSz w:w="11906" w:h="16838"/>
